--- a/docs/copywriting/events.docx
+++ b/docs/copywriting/events.docx
@@ -151,7 +151,7 @@
         <w:t xml:space="preserve"> </w:t>
       </w:r>
       <w:r>
-        <w:t xml:space="preserve">Join us for devotional gatherings, holy day celebrations, study circles, and community events. Everyone is warmly welcome.</w:t>
+        <w:t xml:space="preserve">Devotional gatherings, holy day celebrations, study circles, and community events — Bahá’ís and their friends, everyone is warmly welcome.</w:t>
       </w:r>
     </w:p>
     <w:p>
@@ -162,7 +162,7 @@
       </w:r>
     </w:p>
     <w:bookmarkEnd w:id="20"/>
-    <w:bookmarkStart w:id="24" w:name="current-upcoming-events"/>
+    <w:bookmarkStart w:id="23" w:name="current-upcoming-events"/>
     <w:p>
       <w:pPr>
         <w:pStyle w:val="Heading2"/>
@@ -269,13 +269,13 @@
       </w:r>
     </w:p>
     <w:bookmarkEnd w:id="21"/>
-    <w:bookmarkStart w:id="22" w:name="festival-of-ridván"/>
+    <w:bookmarkStart w:id="22" w:name="devotional-gathering"/>
     <w:p>
       <w:pPr>
         <w:pStyle w:val="Heading3"/>
       </w:pPr>
       <w:r>
-        <w:t xml:space="preserve">Festival of Ridván</w:t>
+        <w:t xml:space="preserve">Devotional Gathering</w:t>
       </w:r>
     </w:p>
     <w:p>
@@ -297,7 +297,7 @@
         <w:t xml:space="preserve"> </w:t>
       </w:r>
       <w:r>
-        <w:t xml:space="preserve">April 20, 2026</w:t>
+        <w:t xml:space="preserve">March 7, 2026</w:t>
       </w:r>
     </w:p>
     <w:p>
@@ -319,7 +319,7 @@
         <w:t xml:space="preserve"> </w:t>
       </w:r>
       <w:r>
-        <w:t xml:space="preserve">7:00 PM</w:t>
+        <w:t xml:space="preserve">10:30 AM</w:t>
       </w:r>
     </w:p>
     <w:p>
@@ -363,105 +363,19 @@
         <w:t xml:space="preserve"> </w:t>
       </w:r>
       <w:r>
-        <w:t xml:space="preserve">Commemorate the most joyous Bahá’í festival, marking the declaration of Bahá’u’lláh’s mission.</w:t>
-      </w:r>
-    </w:p>
-    <w:bookmarkEnd w:id="22"/>
-    <w:bookmarkStart w:id="23" w:name="devotional-gathering"/>
-    <w:p>
-      <w:pPr>
-        <w:pStyle w:val="Heading3"/>
-      </w:pPr>
-      <w:r>
-        <w:t xml:space="preserve">Devotional Gathering</w:t>
-      </w:r>
-    </w:p>
-    <w:p>
-      <w:pPr>
-        <w:pStyle w:val="Compact"/>
-        <w:numPr>
-          <w:ilvl w:val="0"/>
-          <w:numId w:val="1003"/>
-        </w:numPr>
-      </w:pPr>
-      <w:r>
-        <w:rPr>
-          <w:b/>
-          <w:bCs/>
-        </w:rPr>
-        <w:t xml:space="preserve">Date:</w:t>
-      </w:r>
-      <w:r>
-        <w:t xml:space="preserve"> </w:t>
-      </w:r>
-      <w:r>
-        <w:t xml:space="preserve">March 7, 2026</w:t>
-      </w:r>
-    </w:p>
-    <w:p>
-      <w:pPr>
-        <w:pStyle w:val="Compact"/>
-        <w:numPr>
-          <w:ilvl w:val="0"/>
-          <w:numId w:val="1003"/>
-        </w:numPr>
-      </w:pPr>
-      <w:r>
-        <w:rPr>
-          <w:b/>
-          <w:bCs/>
-        </w:rPr>
-        <w:t xml:space="preserve">Time:</w:t>
-      </w:r>
-      <w:r>
-        <w:t xml:space="preserve"> </w:t>
-      </w:r>
-      <w:r>
-        <w:t xml:space="preserve">10:30 AM</w:t>
-      </w:r>
-    </w:p>
-    <w:p>
-      <w:pPr>
-        <w:pStyle w:val="Compact"/>
-        <w:numPr>
-          <w:ilvl w:val="0"/>
-          <w:numId w:val="1003"/>
-        </w:numPr>
-      </w:pPr>
-      <w:r>
-        <w:rPr>
-          <w:b/>
-          <w:bCs/>
-        </w:rPr>
-        <w:t xml:space="preserve">Location:</w:t>
-      </w:r>
-      <w:r>
-        <w:t xml:space="preserve"> </w:t>
-      </w:r>
-      <w:r>
-        <w:t xml:space="preserve">Bahá’í Centre, 521 McMillan Ave</w:t>
-      </w:r>
-    </w:p>
-    <w:p>
-      <w:pPr>
-        <w:pStyle w:val="Compact"/>
-        <w:numPr>
-          <w:ilvl w:val="0"/>
-          <w:numId w:val="1003"/>
-        </w:numPr>
-      </w:pPr>
-      <w:r>
-        <w:rPr>
-          <w:b/>
-          <w:bCs/>
-        </w:rPr>
-        <w:t xml:space="preserve">Description:</w:t>
-      </w:r>
-      <w:r>
-        <w:t xml:space="preserve"> </w:t>
-      </w:r>
-      <w:r>
         <w:t xml:space="preserve">A quiet morning of prayers and readings from the sacred writings. Open to people of all backgrounds.</w:t>
+      </w:r>
+    </w:p>
+    <w:p>
+      <w:pPr>
+        <w:pStyle w:val="FirstParagraph"/>
+      </w:pPr>
+      <w:r>
+        <w:rPr>
+          <w:i/>
+          <w:iCs/>
+        </w:rPr>
+        <w:t xml:space="preserve">(Events are automatically hidden once more than 2 days have passed since the event time.)</w:t>
       </w:r>
     </w:p>
     <w:p>
@@ -471,15 +385,94 @@
         </w:pict>
       </w:r>
     </w:p>
+    <w:bookmarkEnd w:id="22"/>
     <w:bookmarkEnd w:id="23"/>
+    <w:bookmarkStart w:id="24" w:name="X76fe3716b265524177dd127c89f5922b5e8322c"/>
+    <w:p>
+      <w:pPr>
+        <w:pStyle w:val="Heading2"/>
+      </w:pPr>
+      <w:r>
+        <w:t xml:space="preserve">Fallback invitation (shown when no events are listed)</w:t>
+      </w:r>
+    </w:p>
+    <w:p>
+      <w:pPr>
+        <w:pStyle w:val="FirstParagraph"/>
+      </w:pPr>
+      <w:r>
+        <w:rPr>
+          <w:b/>
+          <w:bCs/>
+        </w:rPr>
+        <w:t xml:space="preserve">Eyebrow:</w:t>
+      </w:r>
+      <w:r>
+        <w:t xml:space="preserve"> </w:t>
+      </w:r>
+      <w:r>
+        <w:t xml:space="preserve">A path of service</w:t>
+      </w:r>
+    </w:p>
+    <w:p>
+      <w:pPr>
+        <w:pStyle w:val="BodyText"/>
+      </w:pPr>
+      <w:r>
+        <w:rPr>
+          <w:b/>
+          <w:bCs/>
+        </w:rPr>
+        <w:t xml:space="preserve">Heading:</w:t>
+      </w:r>
+      <w:r>
+        <w:t xml:space="preserve"> </w:t>
+      </w:r>
+      <w:r>
+        <w:t xml:space="preserve">A path of service, open to all</w:t>
+      </w:r>
+    </w:p>
+    <w:p>
+      <w:pPr>
+        <w:pStyle w:val="BodyText"/>
+      </w:pPr>
+      <w:r>
+        <w:t xml:space="preserve">Do you hope to walk alongside young people as they discover their power to serve, to contribute to the moral and spiritual education of children, to explore the ideas that can transform both the individual and society, or to draw closer to God through collective worship? Come join a path of service being walked by growing numbers from all backgrounds.</w:t>
+      </w:r>
+    </w:p>
+    <w:p>
+      <w:pPr>
+        <w:pStyle w:val="BodyText"/>
+      </w:pPr>
+      <w:r>
+        <w:rPr>
+          <w:b/>
+          <w:bCs/>
+        </w:rPr>
+        <w:t xml:space="preserve">Link:</w:t>
+      </w:r>
+      <w:r>
+        <w:t xml:space="preserve"> </w:t>
+      </w:r>
+      <w:r>
+        <w:t xml:space="preserve">Reach out →</w:t>
+      </w:r>
+    </w:p>
+    <w:p>
+      <w:r>
+        <w:pict>
+          <v:rect style="width:0;height:1.5pt" o:hralign="center" o:hrstd="t" o:hr="t"/>
+        </w:pict>
+      </w:r>
+    </w:p>
     <w:bookmarkEnd w:id="24"/>
-    <w:bookmarkStart w:id="25" w:name="X0ae05b9bc10a210f3e5eaac5bed5ac48a625182"/>
+    <w:bookmarkStart w:id="25" w:name="evergreen-note-shown-below-listed-events"/>
     <w:p>
       <w:pPr>
         <w:pStyle w:val="Heading2"/>
       </w:pPr>
       <w:r>
-        <w:t xml:space="preserve">Fallback message (shown when no upcoming events)</w:t>
+        <w:t xml:space="preserve">Evergreen note (shown below listed events)</w:t>
       </w:r>
     </w:p>
     <w:p>
@@ -491,13 +484,13 @@
           <w:b/>
           <w:bCs/>
         </w:rPr>
-        <w:t xml:space="preserve">Heading:</w:t>
-      </w:r>
-      <w:r>
-        <w:t xml:space="preserve"> </w:t>
-      </w:r>
-      <w:r>
-        <w:t xml:space="preserve">No upcoming events at this time</w:t>
+        <w:t xml:space="preserve">Eyebrow:</w:t>
+      </w:r>
+      <w:r>
+        <w:t xml:space="preserve"> </w:t>
+      </w:r>
+      <w:r>
+        <w:t xml:space="preserve">Always gathering</w:t>
       </w:r>
     </w:p>
     <w:p>
@@ -505,35 +498,7 @@
         <w:pStyle w:val="BodyText"/>
       </w:pPr>
       <w:r>
-        <w:rPr>
-          <w:b/>
-          <w:bCs/>
-        </w:rPr>
-        <w:t xml:space="preserve">Body:</w:t>
-      </w:r>
-      <w:r>
-        <w:t xml:space="preserve"> </w:t>
-      </w:r>
-      <w:r>
-        <w:t xml:space="preserve">We regularly host devotional gatherings, study circles, and community celebrations. Get in touch to learn about our next gathering.</w:t>
-      </w:r>
-    </w:p>
-    <w:p>
-      <w:pPr>
-        <w:pStyle w:val="BodyText"/>
-      </w:pPr>
-      <w:r>
-        <w:rPr>
-          <w:b/>
-          <w:bCs/>
-        </w:rPr>
-        <w:t xml:space="preserve">Button:</w:t>
-      </w:r>
-      <w:r>
-        <w:t xml:space="preserve"> </w:t>
-      </w:r>
-      <w:r>
-        <w:t xml:space="preserve">Get in Touch</w:t>
+        <w:t xml:space="preserve">Beyond these listed events, our community meets continuously for devotion, study, and service. Get in touch to learn what is happening near you.</w:t>
       </w:r>
     </w:p>
     <w:p>
@@ -788,9 +753,6 @@
     <w:abstractNumId w:val="991"/>
   </w:num>
   <w:num w:numId="1002">
-    <w:abstractNumId w:val="991"/>
-  </w:num>
-  <w:num w:numId="1003">
     <w:abstractNumId w:val="991"/>
   </w:num>
 </w:numbering>
